--- a/public/docs/SAQA_78965_CET_Training/01_Core_UnitStandards/US 14910/14910 - Summative Assessment.docx
+++ b/public/docs/SAQA_78965_CET_Training/01_Core_UnitStandards/US 14910/14910 - Summative Assessment.docx
@@ -24,10 +24,10 @@
           <w:lang w:val="en-US"/>
         </w:rPr>
         <w:drawing>
-          <wp:inline distT="0" distB="0" distL="0" distR="0" wp14:anchorId="0944A8CC" wp14:editId="2A0C4917">
-            <wp:extent cx="3679190" cy="1522264"/>
-            <wp:effectExtent l="0" t="0" r="0" b="1905"/>
-            <wp:docPr id="13" name="image1.png"/>
+          <wp:inline distT="0" distB="0" distL="0" distR="0" wp14:anchorId="2ADA8D40" wp14:editId="1D698EE4">
+            <wp:extent cx="4105275" cy="1581150"/>
+            <wp:effectExtent l="0" t="0" r="0" b="0"/>
+            <wp:docPr id="1" name="image1.png"/>
             <wp:cNvGraphicFramePr/>
             <a:graphic xmlns:a="http://schemas.openxmlformats.org/drawingml/2006/main">
               <a:graphicData uri="http://schemas.openxmlformats.org/drawingml/2006/picture">
@@ -39,6 +39,34 @@
                   <pic:blipFill>
                     <a:blip r:embed="rId7" cstate="print">
                       <a:extLst>
+                        <a:ext uri="{BEBA8EAE-BF5A-486C-A8C5-ECC9F3942E4B}">
+                          <a14:imgProps xmlns:a14="http://schemas.microsoft.com/office/drawing/2010/main">
+                            <a14:imgLayer r:embed="rId8">
+                              <a14:imgEffect>
+                                <a14:backgroundRemoval t="6011" b="97814" l="2715" r="98643">
+                                  <a14:foregroundMark x1="64253" y1="30055" x2="64253" y2="30055"/>
+                                  <a14:foregroundMark x1="66516" y1="30874" x2="66516" y2="30874"/>
+                                  <a14:foregroundMark x1="71380" y1="29235" x2="71380" y2="29235"/>
+                                  <a14:foregroundMark x1="75000" y1="30328" x2="75000" y2="30328"/>
+                                  <a14:foregroundMark x1="78507" y1="45082" x2="78507" y2="45082"/>
+                                  <a14:foregroundMark x1="85860" y1="56011" x2="85860" y2="56011"/>
+                                  <a14:foregroundMark x1="89932" y1="69126" x2="89932" y2="69126"/>
+                                  <a14:foregroundMark x1="93665" y1="74590" x2="93665" y2="74590"/>
+                                  <a14:foregroundMark x1="62896" y1="76776" x2="62896" y2="76776"/>
+                                  <a14:foregroundMark x1="70928" y1="56557" x2="70928" y2="56557"/>
+                                  <a14:foregroundMark x1="63348" y1="54372" x2="63348" y2="54372"/>
+                                  <a14:foregroundMark x1="67081" y1="57377" x2="67081" y2="57377"/>
+                                  <a14:foregroundMark x1="73756" y1="57923" x2="73756" y2="57923"/>
+                                  <a14:foregroundMark x1="89932" y1="58197" x2="89932" y2="58197"/>
+                                  <a14:foregroundMark x1="81335" y1="74863" x2="81335" y2="74863"/>
+                                  <a14:foregroundMark x1="76357" y1="79508" x2="76357" y2="79508"/>
+                                  <a14:foregroundMark x1="70249" y1="78689" x2="70249" y2="78689"/>
+                                  <a14:foregroundMark x1="68213" y1="78142" x2="68213" y2="78142"/>
+                                </a14:backgroundRemoval>
+                              </a14:imgEffect>
+                            </a14:imgLayer>
+                          </a14:imgProps>
+                        </a:ext>
                         <a:ext uri="{28A0092B-C50C-407E-A947-70E740481C1C}">
                           <a14:useLocalDpi xmlns:a14="http://schemas.microsoft.com/office/drawing/2010/main" val="0"/>
                         </a:ext>
@@ -51,7 +79,7 @@
                   <pic:spPr>
                     <a:xfrm>
                       <a:off x="0" y="0"/>
-                      <a:ext cx="3679190" cy="1522264"/>
+                      <a:ext cx="4105745" cy="1581331"/>
                     </a:xfrm>
                     <a:prstGeom prst="rect">
                       <a:avLst/>
@@ -787,8 +815,6 @@
         </w:rPr>
         <w:br w:type="page"/>
       </w:r>
-      <w:bookmarkStart w:id="1" w:name="_GoBack"/>
-      <w:bookmarkEnd w:id="1"/>
     </w:p>
     <w:p>
       <w:pPr>
@@ -2518,8 +2544,8 @@
       <w:pPr>
         <w:jc w:val="center"/>
         <w:sectPr>
-          <w:headerReference w:type="default" r:id="rId8"/>
-          <w:footerReference w:type="default" r:id="rId9"/>
+          <w:headerReference w:type="default" r:id="rId9"/>
+          <w:footerReference w:type="default" r:id="rId10"/>
           <w:pgSz w:w="11906" w:h="16838"/>
           <w:pgMar w:top="1440" w:right="1440" w:bottom="1440" w:left="1440" w:header="720" w:footer="720" w:gutter="0"/>
           <w:cols w:space="720"/>
@@ -2613,15 +2639,7 @@
                 <w:b/>
                 <w:bCs/>
               </w:rPr>
-              <w:t>The assessment instruments included in this assessment pack are all summative assessment instruments and are to be read in conjunction with the formative assessment instruments contained in the learner workbook. Both formative (workbook) and summative asse</w:t>
-            </w:r>
-            <w:r>
-              <w:rPr>
-                <w:rFonts w:ascii="Century Gothic" w:eastAsia="Century Gothic" w:hAnsi="Century Gothic" w:cs="Century Gothic"/>
-                <w:b/>
-                <w:bCs/>
-              </w:rPr>
-              <w:t>ssments are to be retained as part of the learner’s portfolio of evidence.</w:t>
+              <w:t>The assessment instruments included in this assessment pack are all summative assessment instruments and are to be read in conjunction with the formative assessment instruments contained in the learner workbook. Both formative (workbook) and summative assessments are to be retained as part of the learner’s portfolio of evidence.</w:t>
             </w:r>
           </w:p>
         </w:tc>
@@ -2642,15 +2660,7 @@
           <w:b/>
           <w:bCs/>
         </w:rPr>
-        <w:t>A number of the assessment instruments contained in this assessment are workplace knowledge based questions. This means that you will arrange with the learner, a time that is suita</w:t>
-      </w:r>
-      <w:r>
-        <w:rPr>
-          <w:rFonts w:ascii="Century Gothic" w:eastAsia="Century Gothic" w:hAnsi="Century Gothic" w:cs="Century Gothic"/>
-          <w:b/>
-          <w:bCs/>
-        </w:rPr>
-        <w:t>ble, during which the learner will complete each questions.</w:t>
+        <w:t xml:space="preserve">A number of the assessment instruments contained in this assessment are workplace knowledge based questions. </w:t>
       </w:r>
     </w:p>
     <w:p>
@@ -2859,38 +2869,16 @@
         <w:rPr>
           <w:rFonts w:ascii="Century Gothic" w:eastAsia="Century Gothic" w:hAnsi="Century Gothic" w:cs="Century Gothic"/>
         </w:rPr>
-        <w:t>________________________________________________________________________________________________________________________________________________</w:t>
+        <w:t>________________________________________________________________________________________________________________________________________________________________________________________________________________________________________________________________________________________________________________________________________________________________________________________________________________________________________________________________________________________________________________________________________________________________________________________________________________________________________________________________________________________________________________________________________________________________________________________________________________________________________________________________________________________________________________________________________________________________________________________________________________________________________________________________________________________________________________________________________________________________________________________________________________________________________________________________________________________________________________________________________________________________</w:t>
       </w:r>
       <w:r>
         <w:rPr>
           <w:rFonts w:ascii="Century Gothic" w:eastAsia="Century Gothic" w:hAnsi="Century Gothic" w:cs="Century Gothic"/>
         </w:rPr>
-        <w:t>________________________________________________________________________________________________________________________________________________________________________________________________________________________________________________________________</w:t>
+        <w:t>____________________________________________________________________________________________________________________________________________________________________</w:t>
       </w:r>
-      <w:r>
-        <w:rPr>
-          <w:rFonts w:ascii="Century Gothic" w:eastAsia="Century Gothic" w:hAnsi="Century Gothic" w:cs="Century Gothic"/>
-        </w:rPr>
-        <w:t>________________________________________________________________________________________________________________________________________________________________________________________________________________________________________________________________</w:t>
-      </w:r>
-      <w:r>
-        <w:rPr>
-          <w:rFonts w:ascii="Century Gothic" w:eastAsia="Century Gothic" w:hAnsi="Century Gothic" w:cs="Century Gothic"/>
-        </w:rPr>
-        <w:t>________________________________________________________________________________________________________________________________________________________________________________________________________________________________________________________________</w:t>
-      </w:r>
-      <w:r>
-        <w:rPr>
-          <w:rFonts w:ascii="Century Gothic" w:eastAsia="Century Gothic" w:hAnsi="Century Gothic" w:cs="Century Gothic"/>
-        </w:rPr>
-        <w:t>________________________________________________________________________________________________________________________________________________________________________________________________________________________________________________________________</w:t>
-      </w:r>
-      <w:r>
-        <w:rPr>
-          <w:rFonts w:ascii="Century Gothic" w:eastAsia="Century Gothic" w:hAnsi="Century Gothic" w:cs="Century Gothic"/>
-        </w:rPr>
-        <w:t>________________________________________________________________________________________________________________________________________________</w:t>
-      </w:r>
+      <w:bookmarkStart w:id="1" w:name="_GoBack"/>
+      <w:bookmarkEnd w:id="1"/>
     </w:p>
     <w:p>
       <w:pPr>
@@ -3080,61 +3068,7 @@
         <w:rPr>
           <w:rFonts w:ascii="Century Gothic" w:eastAsia="Century Gothic" w:hAnsi="Century Gothic" w:cs="Century Gothic"/>
         </w:rPr>
-        <w:t>________________________________________________________________________________________________________________________________________________________</w:t>
-      </w:r>
-      <w:r>
-        <w:rPr>
-          <w:rFonts w:ascii="Century Gothic" w:eastAsia="Century Gothic" w:hAnsi="Century Gothic" w:cs="Century Gothic"/>
-        </w:rPr>
-        <w:t>________________________________________________________________________________________________________________________________________________________________________________________________________________________________________________________________</w:t>
-      </w:r>
-      <w:r>
-        <w:rPr>
-          <w:rFonts w:ascii="Century Gothic" w:eastAsia="Century Gothic" w:hAnsi="Century Gothic" w:cs="Century Gothic"/>
-        </w:rPr>
-        <w:t>________________________________________________________________________________________________________________________________________________________________________________________________________________________________________________________________</w:t>
-      </w:r>
-      <w:r>
-        <w:rPr>
-          <w:rFonts w:ascii="Century Gothic" w:eastAsia="Century Gothic" w:hAnsi="Century Gothic" w:cs="Century Gothic"/>
-        </w:rPr>
-        <w:t>________________________________________________________________________________________________________________________________________________________________________________________________________________________________________________________________</w:t>
-      </w:r>
-      <w:r>
-        <w:rPr>
-          <w:rFonts w:ascii="Century Gothic" w:eastAsia="Century Gothic" w:hAnsi="Century Gothic" w:cs="Century Gothic"/>
-        </w:rPr>
-        <w:t>________________________________________________________________________________________________________________________________________________________________________________________________________________________________________________________________</w:t>
-      </w:r>
-      <w:r>
-        <w:rPr>
-          <w:rFonts w:ascii="Century Gothic" w:eastAsia="Century Gothic" w:hAnsi="Century Gothic" w:cs="Century Gothic"/>
-        </w:rPr>
-        <w:t>________________________________________________________________________________________________________________________________________________________________________________________________________________________________________________________________</w:t>
-      </w:r>
-      <w:r>
-        <w:rPr>
-          <w:rFonts w:ascii="Century Gothic" w:eastAsia="Century Gothic" w:hAnsi="Century Gothic" w:cs="Century Gothic"/>
-        </w:rPr>
-        <w:t>________________________________________________________________________________________________________________________________________________________________________________________________________________________________________________________________</w:t>
-      </w:r>
-      <w:r>
-        <w:rPr>
-          <w:rFonts w:ascii="Century Gothic" w:eastAsia="Century Gothic" w:hAnsi="Century Gothic" w:cs="Century Gothic"/>
-        </w:rPr>
-        <w:t>________________________________________________________________________________________________________________________________________________________________________________________________________________________________________________________________</w:t>
-      </w:r>
-      <w:r>
-        <w:rPr>
-          <w:rFonts w:ascii="Century Gothic" w:eastAsia="Century Gothic" w:hAnsi="Century Gothic" w:cs="Century Gothic"/>
-        </w:rPr>
-        <w:t>________________________________________________________________________________________________________________________________________________________________________________________________________________________________________________________________</w:t>
-      </w:r>
-      <w:r>
-        <w:rPr>
-          <w:rFonts w:ascii="Century Gothic" w:eastAsia="Century Gothic" w:hAnsi="Century Gothic" w:cs="Century Gothic"/>
-        </w:rPr>
-        <w:t>________________________________________________________________________________________________</w:t>
+        <w:t>________________________________________________________________________________________________________________________________________________________________________________________________________________________________________________________________________________________________________________________________________________________________________________________________________________________________________________________________________________________________________________________________________________________________________________________________________________________________________________________________________________________________________________________________________________________________________________________________________________________________________________________________________________________________________________________________________________________________________________________________________________________________________________________________________________________________________________________________________________________________________________________________________________________________________________________________________________________________________________________________________________________________________________________________________________________________________________________________________________________________________________________________________________________________________________________________________________________________________________________________________________________________________________________________________________________________________________________________________________________________________________________________________________________________________________________________________________________________________________________________________________________________________________________________________________________________________________________________________________________________________________________________________________________________________________________________________________________________________________________________________________________________________________________</w:t>
       </w:r>
     </w:p>
     <w:tbl>
@@ -3326,37 +3260,7 @@
         <w:rPr>
           <w:rFonts w:ascii="Century Gothic" w:eastAsia="Century Gothic" w:hAnsi="Century Gothic" w:cs="Century Gothic"/>
         </w:rPr>
-        <w:t>_________________________________________________________________________________ ______________________________________________________________________________________________________________________________________________________________________________</w:t>
-      </w:r>
-      <w:r>
-        <w:rPr>
-          <w:rFonts w:ascii="Century Gothic" w:eastAsia="Century Gothic" w:hAnsi="Century Gothic" w:cs="Century Gothic"/>
-        </w:rPr>
-        <w:t>________________________________________________________________________________________________________________________________________________________________________________________________________________________________________________________________</w:t>
-      </w:r>
-      <w:r>
-        <w:rPr>
-          <w:rFonts w:ascii="Century Gothic" w:eastAsia="Century Gothic" w:hAnsi="Century Gothic" w:cs="Century Gothic"/>
-        </w:rPr>
-        <w:t>________________________________________________________________________________________________________________________________________________________________________________________________________________________________________________________________</w:t>
-      </w:r>
-      <w:r>
-        <w:rPr>
-          <w:rFonts w:ascii="Century Gothic" w:eastAsia="Century Gothic" w:hAnsi="Century Gothic" w:cs="Century Gothic"/>
-        </w:rPr>
-        <w:t>________________________________________________________________________________________________________________________________________________________________________________________________________________________________________________________________</w:t>
-      </w:r>
-      <w:r>
-        <w:rPr>
-          <w:rFonts w:ascii="Century Gothic" w:eastAsia="Century Gothic" w:hAnsi="Century Gothic" w:cs="Century Gothic"/>
-        </w:rPr>
-        <w:t>________________________________________________________________________________________________________________________________________________________________________________________________________________________________________________________________</w:t>
-      </w:r>
-      <w:r>
-        <w:rPr>
-          <w:rFonts w:ascii="Century Gothic" w:eastAsia="Century Gothic" w:hAnsi="Century Gothic" w:cs="Century Gothic"/>
-        </w:rPr>
-        <w:t>__________________________________________________________________________________________________________________</w:t>
+        <w:t>_________________________________________________________________________________ ________________________________________________________________________________________________________________________________________________________________________________________________________________________________________________________________________________________________________________________________________________________________________________________________________________________________________________________________________________________________________________________________________________________________________________________________________________________________________________________________________________________________________________________________________________________________________________________________________________________________________________________________________________________________________________________________________________________________________________________________________________________________________________________________________________________________________________________________________________________________________________________________________________________________________________________________________________________________________________________________________________________________</w:t>
       </w:r>
     </w:p>
     <w:p>
@@ -3370,25 +3274,7 @@
         <w:rPr>
           <w:rFonts w:ascii="Century Gothic" w:eastAsia="Century Gothic" w:hAnsi="Century Gothic" w:cs="Century Gothic"/>
         </w:rPr>
-        <w:t>________________________________________________________________________________________________________________________________________________________________________________________________________________________________________________________________</w:t>
-      </w:r>
-      <w:r>
-        <w:rPr>
-          <w:rFonts w:ascii="Century Gothic" w:eastAsia="Century Gothic" w:hAnsi="Century Gothic" w:cs="Century Gothic"/>
-        </w:rPr>
-        <w:t>________________________________________________________________________________________________________________________________________________________________________________________________________________________________________________________________</w:t>
-      </w:r>
-      <w:r>
-        <w:rPr>
-          <w:rFonts w:ascii="Century Gothic" w:eastAsia="Century Gothic" w:hAnsi="Century Gothic" w:cs="Century Gothic"/>
-        </w:rPr>
-        <w:t>________________________________________________________________________________________________________________________________________________________________________________________________________________________________________________________________</w:t>
-      </w:r>
-      <w:r>
-        <w:rPr>
-          <w:rFonts w:ascii="Century Gothic" w:eastAsia="Century Gothic" w:hAnsi="Century Gothic" w:cs="Century Gothic"/>
-        </w:rPr>
-        <w:t>____________________________________________________</w:t>
+        <w:t>____________________________________________________________________________________________________________________________________________________________________________________________________________________________________________________________________________________________________________________________________________________________________________________________________________________________________________________________________________________________________________________________________________________________________________________________________________________________________________________________________________________________________________________________________________________________________________________________________________________________________________________</w:t>
       </w:r>
     </w:p>
     <w:tbl>
@@ -3578,13 +3464,7 @@
         <w:rPr>
           <w:rFonts w:ascii="Century Gothic" w:eastAsia="Century Gothic" w:hAnsi="Century Gothic" w:cs="Century Gothic"/>
         </w:rPr>
-        <w:t>___________________________________________________________________________________________</w:t>
-      </w:r>
-      <w:r>
-        <w:rPr>
-          <w:rFonts w:ascii="Century Gothic" w:eastAsia="Century Gothic" w:hAnsi="Century Gothic" w:cs="Century Gothic"/>
-        </w:rPr>
-        <w:t>___________________________________________________________________________________________________________________________________________________________</w:t>
+        <w:t>______________________________________________________________________________________________________________________________________________________________________________________________________________________________________________________</w:t>
       </w:r>
     </w:p>
     <w:p>
@@ -3598,55 +3478,7 @@
         <w:rPr>
           <w:rFonts w:ascii="Century Gothic" w:eastAsia="Century Gothic" w:hAnsi="Century Gothic" w:cs="Century Gothic"/>
         </w:rPr>
-        <w:t>____________________________________________________________________________________________________</w:t>
-      </w:r>
-      <w:r>
-        <w:rPr>
-          <w:rFonts w:ascii="Century Gothic" w:eastAsia="Century Gothic" w:hAnsi="Century Gothic" w:cs="Century Gothic"/>
-        </w:rPr>
-        <w:t>________________________________________________________________________________________________________________________________________________________________________________________________________________________________________________________________</w:t>
-      </w:r>
-      <w:r>
-        <w:rPr>
-          <w:rFonts w:ascii="Century Gothic" w:eastAsia="Century Gothic" w:hAnsi="Century Gothic" w:cs="Century Gothic"/>
-        </w:rPr>
-        <w:t>________________________________________________________________________________________________________________________________________________________________________________________________________________________________________________________________</w:t>
-      </w:r>
-      <w:r>
-        <w:rPr>
-          <w:rFonts w:ascii="Century Gothic" w:eastAsia="Century Gothic" w:hAnsi="Century Gothic" w:cs="Century Gothic"/>
-        </w:rPr>
-        <w:t>________________________________________________________________________________________________________________________________________________________________________________________________________________________________________________________________</w:t>
-      </w:r>
-      <w:r>
-        <w:rPr>
-          <w:rFonts w:ascii="Century Gothic" w:eastAsia="Century Gothic" w:hAnsi="Century Gothic" w:cs="Century Gothic"/>
-        </w:rPr>
-        <w:t>________________________________________________________________________________________________________________________________________________________________________________________________________________________________________________________________</w:t>
-      </w:r>
-      <w:r>
-        <w:rPr>
-          <w:rFonts w:ascii="Century Gothic" w:eastAsia="Century Gothic" w:hAnsi="Century Gothic" w:cs="Century Gothic"/>
-        </w:rPr>
-        <w:t>________________________________________________________________________________________________________________________________________________________________________________________________________________________________________________________________</w:t>
-      </w:r>
-      <w:r>
-        <w:rPr>
-          <w:rFonts w:ascii="Century Gothic" w:eastAsia="Century Gothic" w:hAnsi="Century Gothic" w:cs="Century Gothic"/>
-        </w:rPr>
-        <w:t>________________________________________________________________________________________________________________________________________________________________________________________________________________________________________________________________</w:t>
-      </w:r>
-      <w:r>
-        <w:rPr>
-          <w:rFonts w:ascii="Century Gothic" w:eastAsia="Century Gothic" w:hAnsi="Century Gothic" w:cs="Century Gothic"/>
-        </w:rPr>
-        <w:t>________________________________________________________________________________________________________________________________________________________________________________________________________________________________________________________________</w:t>
-      </w:r>
-      <w:r>
-        <w:rPr>
-          <w:rFonts w:ascii="Century Gothic" w:eastAsia="Century Gothic" w:hAnsi="Century Gothic" w:cs="Century Gothic"/>
-        </w:rPr>
-        <w:t>________________________________________________________________</w:t>
+        <w:t>____________________________________________________________________________________________________________________________________________________________________________________________________________________________________________________________________________________________________________________________________________________________________________________________________________________________________________________________________________________________________________________________________________________________________________________________________________________________________________________________________________________________________________________________________________________________________________________________________________________________________________________________________________________________________________________________________________________________________________________________________________________________________________________________________________________________________________________________________________________________________________________________________________________________________________________________________________________________________________________________________________________________________________________________________________________________________________________________________________________________________________________________________________________________________________________________________________________________________________________________________________________________________________________________________________________________________________________________________________________________________________________________________________________________________________________________________________________________________________________________________________________________________</w:t>
       </w:r>
     </w:p>
     <w:tbl>
@@ -3836,13 +3668,7 @@
         <w:rPr>
           <w:rFonts w:ascii="Century Gothic" w:eastAsia="Century Gothic" w:hAnsi="Century Gothic" w:cs="Century Gothic"/>
         </w:rPr>
-        <w:t>________</w:t>
-      </w:r>
-      <w:r>
-        <w:rPr>
-          <w:rFonts w:ascii="Century Gothic" w:eastAsia="Century Gothic" w:hAnsi="Century Gothic" w:cs="Century Gothic"/>
-        </w:rPr>
-        <w:t>___________________________________________________________________________________________________________________________________________________________</w:t>
+        <w:t>___________________________________________________________________________________________________________________________________________________________________</w:t>
       </w:r>
     </w:p>
     <w:p>
@@ -3856,13 +3682,7 @@
         <w:rPr>
           <w:rFonts w:ascii="Century Gothic" w:eastAsia="Century Gothic" w:hAnsi="Century Gothic" w:cs="Century Gothic"/>
         </w:rPr>
-        <w:t>____________________________________________________________________________________________________</w:t>
-      </w:r>
-      <w:r>
-        <w:rPr>
-          <w:rFonts w:ascii="Century Gothic" w:eastAsia="Century Gothic" w:hAnsi="Century Gothic" w:cs="Century Gothic"/>
-        </w:rPr>
-        <w:t>__________________________________________________________________________________________________________________________________________________</w:t>
+        <w:t>______________________________________________________________________________________________________________________________________________________________________________________________________________________________________________________</w:t>
       </w:r>
     </w:p>
     <w:p>
@@ -3876,49 +3696,7 @@
         <w:rPr>
           <w:rFonts w:ascii="Century Gothic" w:eastAsia="Century Gothic" w:hAnsi="Century Gothic" w:cs="Century Gothic"/>
         </w:rPr>
-        <w:t>_____________________________________________________________________________________________________________</w:t>
-      </w:r>
-      <w:r>
-        <w:rPr>
-          <w:rFonts w:ascii="Century Gothic" w:eastAsia="Century Gothic" w:hAnsi="Century Gothic" w:cs="Century Gothic"/>
-        </w:rPr>
-        <w:t>________________________________________________________________________________________________________________________________________________________________________________________________________________________________________________________________</w:t>
-      </w:r>
-      <w:r>
-        <w:rPr>
-          <w:rFonts w:ascii="Century Gothic" w:eastAsia="Century Gothic" w:hAnsi="Century Gothic" w:cs="Century Gothic"/>
-        </w:rPr>
-        <w:t>________________________________________________________________________________________________________________________________________________________________________________________________________________________________________________________________</w:t>
-      </w:r>
-      <w:r>
-        <w:rPr>
-          <w:rFonts w:ascii="Century Gothic" w:eastAsia="Century Gothic" w:hAnsi="Century Gothic" w:cs="Century Gothic"/>
-        </w:rPr>
-        <w:t>________________________________________________________________________________________________________________________________________________________________________________________________________________________________________________________________</w:t>
-      </w:r>
-      <w:r>
-        <w:rPr>
-          <w:rFonts w:ascii="Century Gothic" w:eastAsia="Century Gothic" w:hAnsi="Century Gothic" w:cs="Century Gothic"/>
-        </w:rPr>
-        <w:t>________________________________________________________________________________________________________________________________________________________________________________________________________________________________________________________________</w:t>
-      </w:r>
-      <w:r>
-        <w:rPr>
-          <w:rFonts w:ascii="Century Gothic" w:eastAsia="Century Gothic" w:hAnsi="Century Gothic" w:cs="Century Gothic"/>
-        </w:rPr>
-        <w:t>________________________________________________________________________________________________________________________________________________________________________________________________________________________________________________________________</w:t>
-      </w:r>
-      <w:r>
-        <w:rPr>
-          <w:rFonts w:ascii="Century Gothic" w:eastAsia="Century Gothic" w:hAnsi="Century Gothic" w:cs="Century Gothic"/>
-        </w:rPr>
-        <w:t>________________________________________________________________________________________________________________________________________________________________________________________________________________________________________________________________</w:t>
-      </w:r>
-      <w:r>
-        <w:rPr>
-          <w:rFonts w:ascii="Century Gothic" w:eastAsia="Century Gothic" w:hAnsi="Century Gothic" w:cs="Century Gothic"/>
-        </w:rPr>
-        <w:t>_____________________________________________________________________________</w:t>
+        <w:t>__________________________________________________________________________________________________________________________________________________________________________________________________________________________________________________________________________________________________________________________________________________________________________________________________________________________________________________________________________________________________________________________________________________________________________________________________________________________________________________________________________________________________________________________________________________________________________________________________________________________________________________________________________________________________________________________________________________________________________________________________________________________________________________________________________________________________________________________________________________________________________________________________________________________________________________________________________________________________________________________________________________________________________________________________________________________________________________________________________________________________________________________________________________________________________________________________________________________________________________________________________________________________________________________________________________________________________________________</w:t>
       </w:r>
     </w:p>
     <w:tbl>
@@ -4108,13 +3886,7 @@
         <w:rPr>
           <w:rFonts w:ascii="Century Gothic" w:eastAsia="Century Gothic" w:hAnsi="Century Gothic" w:cs="Century Gothic"/>
         </w:rPr>
-        <w:t>_____________________</w:t>
-      </w:r>
-      <w:r>
-        <w:rPr>
-          <w:rFonts w:ascii="Century Gothic" w:eastAsia="Century Gothic" w:hAnsi="Century Gothic" w:cs="Century Gothic"/>
-        </w:rPr>
-        <w:t>_________________________________________________________________________________________________________________________________________________________________________________________________________________________________</w:t>
+        <w:t>______________________________________________________________________________________________________________________________________________________________________________________________________________________________________________________</w:t>
       </w:r>
     </w:p>
     <w:p>
@@ -4128,13 +3900,7 @@
         <w:rPr>
           <w:rFonts w:ascii="Century Gothic" w:eastAsia="Century Gothic" w:hAnsi="Century Gothic" w:cs="Century Gothic"/>
         </w:rPr>
-        <w:t>______________________________</w:t>
-      </w:r>
-      <w:r>
-        <w:rPr>
-          <w:rFonts w:ascii="Century Gothic" w:eastAsia="Century Gothic" w:hAnsi="Century Gothic" w:cs="Century Gothic"/>
-        </w:rPr>
-        <w:t>____________________________________________________ __________________________________________________________________________________</w:t>
+        <w:t>__________________________________________________________________________________ __________________________________________________________________________________</w:t>
       </w:r>
     </w:p>
     <w:p>
@@ -4148,49 +3914,7 @@
         <w:rPr>
           <w:rFonts w:ascii="Century Gothic" w:eastAsia="Century Gothic" w:hAnsi="Century Gothic" w:cs="Century Gothic"/>
         </w:rPr>
-        <w:t>________________________________________________________________________________________________________________________</w:t>
-      </w:r>
-      <w:r>
-        <w:rPr>
-          <w:rFonts w:ascii="Century Gothic" w:eastAsia="Century Gothic" w:hAnsi="Century Gothic" w:cs="Century Gothic"/>
-        </w:rPr>
-        <w:t>________________________________________________________________________________________________________________________________________________________________________________________________________________________________________________________________</w:t>
-      </w:r>
-      <w:r>
-        <w:rPr>
-          <w:rFonts w:ascii="Century Gothic" w:eastAsia="Century Gothic" w:hAnsi="Century Gothic" w:cs="Century Gothic"/>
-        </w:rPr>
-        <w:t>________________________________________________________________________________________________________________________________________________________________________________________________________________________________________________________________</w:t>
-      </w:r>
-      <w:r>
-        <w:rPr>
-          <w:rFonts w:ascii="Century Gothic" w:eastAsia="Century Gothic" w:hAnsi="Century Gothic" w:cs="Century Gothic"/>
-        </w:rPr>
-        <w:t>________________________________________________________________________________________________________________________________________________________________________________________________________________________________________________________________</w:t>
-      </w:r>
-      <w:r>
-        <w:rPr>
-          <w:rFonts w:ascii="Century Gothic" w:eastAsia="Century Gothic" w:hAnsi="Century Gothic" w:cs="Century Gothic"/>
-        </w:rPr>
-        <w:t>________________________________________________________________________________________________________________________________________________________________________________________________________________________________________________________________</w:t>
-      </w:r>
-      <w:r>
-        <w:rPr>
-          <w:rFonts w:ascii="Century Gothic" w:eastAsia="Century Gothic" w:hAnsi="Century Gothic" w:cs="Century Gothic"/>
-        </w:rPr>
-        <w:t>________________________________________________________________________________________________________________________________________________________________________________________________________________________________________________________________</w:t>
-      </w:r>
-      <w:r>
-        <w:rPr>
-          <w:rFonts w:ascii="Century Gothic" w:eastAsia="Century Gothic" w:hAnsi="Century Gothic" w:cs="Century Gothic"/>
-        </w:rPr>
-        <w:t>________________________________________________________________________________________________________________________________________________________________________________________________________________________________________________________________</w:t>
-      </w:r>
-      <w:r>
-        <w:rPr>
-          <w:rFonts w:ascii="Century Gothic" w:eastAsia="Century Gothic" w:hAnsi="Century Gothic" w:cs="Century Gothic"/>
-        </w:rPr>
-        <w:t>__________________________________________________________________</w:t>
+        <w:t>__________________________________________________________________________________________________________________________________________________________________________________________________________________________________________________________________________________________________________________________________________________________________________________________________________________________________________________________________________________________________________________________________________________________________________________________________________________________________________________________________________________________________________________________________________________________________________________________________________________________________________________________________________________________________________________________________________________________________________________________________________________________________________________________________________________________________________________________________________________________________________________________________________________________________________________________________________________________________________________________________________________________________________________________________________________________________________________________________________________________________________________________________________________________________________________________________________________________________________________________________________________________________________________________________________________________________________________________</w:t>
       </w:r>
     </w:p>
     <w:tbl>
@@ -4366,13 +4090,7 @@
         <w:rPr>
           <w:rFonts w:ascii="Century Gothic" w:eastAsia="Century Gothic" w:hAnsi="Century Gothic" w:cs="Century Gothic"/>
         </w:rPr>
-        <w:t>________________________________________________________________________________________________________________________________________________________________________________________________________________________________________________________________</w:t>
-      </w:r>
-      <w:r>
-        <w:rPr>
-          <w:rFonts w:ascii="Century Gothic" w:eastAsia="Century Gothic" w:hAnsi="Century Gothic" w:cs="Century Gothic"/>
-        </w:rPr>
-        <w:t>__________________________________________________________________________________________________________________________________________________________</w:t>
+        <w:t>__________________________________________________________________________________________________________________________________________________________________________________________________________________________________________________________________________________________________________________________________________________________________________________________________________________________</w:t>
       </w:r>
     </w:p>
     <w:p>
@@ -4386,13 +4104,7 @@
         <w:rPr>
           <w:rFonts w:ascii="Century Gothic" w:eastAsia="Century Gothic" w:hAnsi="Century Gothic" w:cs="Century Gothic"/>
         </w:rPr>
-        <w:t>_____________________________________________________________________________________________________</w:t>
-      </w:r>
-      <w:r>
-        <w:rPr>
-          <w:rFonts w:ascii="Century Gothic" w:eastAsia="Century Gothic" w:hAnsi="Century Gothic" w:cs="Century Gothic"/>
-        </w:rPr>
-        <w:t>_______________________________________________________________</w:t>
+        <w:t>____________________________________________________________________________________________________________________________________________________________________</w:t>
       </w:r>
     </w:p>
     <w:p>
@@ -4406,49 +4118,7 @@
         <w:rPr>
           <w:rFonts w:ascii="Century Gothic" w:eastAsia="Century Gothic" w:hAnsi="Century Gothic" w:cs="Century Gothic"/>
         </w:rPr>
-        <w:t>________________________________________________________________________________________________________________________________________________________________________________________________________________________________________________________________</w:t>
-      </w:r>
-      <w:r>
-        <w:rPr>
-          <w:rFonts w:ascii="Century Gothic" w:eastAsia="Century Gothic" w:hAnsi="Century Gothic" w:cs="Century Gothic"/>
-        </w:rPr>
-        <w:t>________________________________________________________________________________________________________________________________________________________________________________________________________________________________________________________________</w:t>
-      </w:r>
-      <w:r>
-        <w:rPr>
-          <w:rFonts w:ascii="Century Gothic" w:eastAsia="Century Gothic" w:hAnsi="Century Gothic" w:cs="Century Gothic"/>
-        </w:rPr>
-        <w:t>________________________________________________________________________________________________________________________________________________________________________________________________________________________________________________________________</w:t>
-      </w:r>
-      <w:r>
-        <w:rPr>
-          <w:rFonts w:ascii="Century Gothic" w:eastAsia="Century Gothic" w:hAnsi="Century Gothic" w:cs="Century Gothic"/>
-        </w:rPr>
-        <w:t>________________________________________________________________________________________________________________________________________________________________________________________________________________________________________________________________</w:t>
-      </w:r>
-      <w:r>
-        <w:rPr>
-          <w:rFonts w:ascii="Century Gothic" w:eastAsia="Century Gothic" w:hAnsi="Century Gothic" w:cs="Century Gothic"/>
-        </w:rPr>
-        <w:t>________________________________________________________________________________________________________________________________________________________________________________________________________________________________________________________________</w:t>
-      </w:r>
-      <w:r>
-        <w:rPr>
-          <w:rFonts w:ascii="Century Gothic" w:eastAsia="Century Gothic" w:hAnsi="Century Gothic" w:cs="Century Gothic"/>
-        </w:rPr>
-        <w:t>________________________________________________________________________________________________________________________________________________________________________________________________________________________________________________________________</w:t>
-      </w:r>
-      <w:r>
-        <w:rPr>
-          <w:rFonts w:ascii="Century Gothic" w:eastAsia="Century Gothic" w:hAnsi="Century Gothic" w:cs="Century Gothic"/>
-        </w:rPr>
-        <w:t>________________________________________________________________________________________________________________________________________________________________________________________________________________________________________________________________</w:t>
-      </w:r>
-      <w:r>
-        <w:rPr>
-          <w:rFonts w:ascii="Century Gothic" w:eastAsia="Century Gothic" w:hAnsi="Century Gothic" w:cs="Century Gothic"/>
-        </w:rPr>
-        <w:t>______________________________________________________________________________________________</w:t>
+        <w:t>______________________________________________________________________________________________________________________________________________________________________________________________________________________________________________________________________________________________________________________________________________________________________________________________________________________________________________________________________________________________________________________________________________________________________________________________________________________________________________________________________________________________________________________________________________________________________________________________________________________________________________________________________________________________________________________________________________________________________________________________________________________________________________________________________________________________________________________________________________________________________________________________________________________________________________________________________________________________________________________________________________________________________________________________________________________________________________________________________________________________________________________________________________________________________________________________________________________________________________________________________________________________________________________________________________________________________________________________________________________________________________________________________________________________________________________________________________________________</w:t>
       </w:r>
     </w:p>
     <w:tbl>
@@ -4652,55 +4322,7 @@
         <w:rPr>
           <w:rFonts w:ascii="Century Gothic" w:eastAsia="Century Gothic" w:hAnsi="Century Gothic" w:cs="Century Gothic"/>
         </w:rPr>
-        <w:t>___________________________________________________________________________________________</w:t>
-      </w:r>
-      <w:r>
-        <w:rPr>
-          <w:rFonts w:ascii="Century Gothic" w:eastAsia="Century Gothic" w:hAnsi="Century Gothic" w:cs="Century Gothic"/>
-        </w:rPr>
-        <w:t>________________________________________________________________________________________________________________________________________________________________________________________________________________________________________________________________</w:t>
-      </w:r>
-      <w:r>
-        <w:rPr>
-          <w:rFonts w:ascii="Century Gothic" w:eastAsia="Century Gothic" w:hAnsi="Century Gothic" w:cs="Century Gothic"/>
-        </w:rPr>
-        <w:t>________________________________________________________________________________________________________________________________________________________________________________________________________________________________________________________________</w:t>
-      </w:r>
-      <w:r>
-        <w:rPr>
-          <w:rFonts w:ascii="Century Gothic" w:eastAsia="Century Gothic" w:hAnsi="Century Gothic" w:cs="Century Gothic"/>
-        </w:rPr>
-        <w:t>________________________________________________________________________________________________________________________________________________________________________________________________________________________________________________________________</w:t>
-      </w:r>
-      <w:r>
-        <w:rPr>
-          <w:rFonts w:ascii="Century Gothic" w:eastAsia="Century Gothic" w:hAnsi="Century Gothic" w:cs="Century Gothic"/>
-        </w:rPr>
-        <w:t>________________________________________________________________________________________________________________________________________________________________________________________________________________________________________________________________</w:t>
-      </w:r>
-      <w:r>
-        <w:rPr>
-          <w:rFonts w:ascii="Century Gothic" w:eastAsia="Century Gothic" w:hAnsi="Century Gothic" w:cs="Century Gothic"/>
-        </w:rPr>
-        <w:t>________________________________________________________________________________________________________________________________________________________________________________________________________________________________________________________________</w:t>
-      </w:r>
-      <w:r>
-        <w:rPr>
-          <w:rFonts w:ascii="Century Gothic" w:eastAsia="Century Gothic" w:hAnsi="Century Gothic" w:cs="Century Gothic"/>
-        </w:rPr>
-        <w:t>________________________________________________________________________________________________________________________________________________________________________________________________________________________________________________________________</w:t>
-      </w:r>
-      <w:r>
-        <w:rPr>
-          <w:rFonts w:ascii="Century Gothic" w:eastAsia="Century Gothic" w:hAnsi="Century Gothic" w:cs="Century Gothic"/>
-        </w:rPr>
-        <w:t>________________________________________________________________________________________________________________________________________________________________________________________________________________________________________________________________</w:t>
-      </w:r>
-      <w:r>
-        <w:rPr>
-          <w:rFonts w:ascii="Century Gothic" w:eastAsia="Century Gothic" w:hAnsi="Century Gothic" w:cs="Century Gothic"/>
-        </w:rPr>
-        <w:t>_________________________________________________________________________________________________________________________________________________________________________________________________________________________________________________________</w:t>
+        <w:t>____________________________________________________________________________________________________________________________________________________________________________________________________________________________________________________________________________________________________________________________________________________________________________________________________________________________________________________________________________________________________________________________________________________________________________________________________________________________________________________________________________________________________________________________________________________________________________________________________________________________________________________________________________________________________________________________________________________________________________________________________________________________________________________________________________________________________________________________________________________________________________________________________________________________________________________________________________________________________________________________________________________________________________________________________________________________________________________________________________________________________________________________________________________________________________________________________________________________________________________________________________________________________________________________________________________________________________________________________________________________________________________________________________________________________________________________________________________________________________________________________________________________________________________________________________________________________________________________________________________________________________________________________________________</w:t>
       </w:r>
     </w:p>
     <w:p>
@@ -4753,16 +4375,7 @@
                 <w:bCs/>
                 <w:color w:val="FFFFFF"/>
               </w:rPr>
-              <w:t>ASSES</w:t>
-            </w:r>
-            <w:r>
-              <w:rPr>
-                <w:rFonts w:ascii="Century Gothic" w:eastAsia="Century Gothic" w:hAnsi="Century Gothic" w:cs="Century Gothic"/>
-                <w:b/>
-                <w:bCs/>
-                <w:color w:val="FFFFFF"/>
-              </w:rPr>
-              <w:t>SOR REPORT</w:t>
+              <w:t>ASSESSOR REPORT</w:t>
             </w:r>
           </w:p>
         </w:tc>
@@ -5213,13 +4826,7 @@
               <w:rPr>
                 <w:rFonts w:ascii="Century Gothic" w:eastAsia="Century Gothic" w:hAnsi="Century Gothic" w:cs="Century Gothic"/>
               </w:rPr>
-              <w:t>__</w:t>
-            </w:r>
-            <w:r>
-              <w:rPr>
-                <w:rFonts w:ascii="Century Gothic" w:eastAsia="Century Gothic" w:hAnsi="Century Gothic" w:cs="Century Gothic"/>
-              </w:rPr>
-              <w:t>__________________                                      ____________________</w:t>
+              <w:t>____________________                                      ____________________</w:t>
             </w:r>
           </w:p>
           <w:p>
@@ -5241,8 +4848,8 @@
       </w:pPr>
     </w:p>
     <w:sectPr>
-      <w:headerReference w:type="default" r:id="rId10"/>
-      <w:footerReference w:type="default" r:id="rId11"/>
+      <w:headerReference w:type="default" r:id="rId11"/>
+      <w:footerReference w:type="default" r:id="rId12"/>
       <w:pgSz w:w="11906" w:h="16838"/>
       <w:pgMar w:top="1440" w:right="1440" w:bottom="1440" w:left="1440" w:header="720" w:footer="720" w:gutter="0"/>
       <w:cols w:space="720"/>
@@ -5321,7 +4928,7 @@
         <w:noProof/>
         <w:color w:val="000000"/>
       </w:rPr>
-      <w:t>2</w:t>
+      <w:t>3</w:t>
     </w:r>
     <w:r>
       <w:rPr>
@@ -5411,7 +5018,7 @@
         <w:noProof/>
         <w:color w:val="000000"/>
       </w:rPr>
-      <w:t>13</w:t>
+      <w:t>6</w:t>
     </w:r>
     <w:r>
       <w:rPr>
